--- a/Assignments/Module 7/Module7.docx
+++ b/Assignments/Module 7/Module7.docx
@@ -4439,13 +4439,16 @@
         </w:rPr>
         <w:t xml:space="preserve">Github Link: </w:t>
       </w:r>
-      <w:r>
-        <w:rPr>
-          <w:b/>
-          <w:bCs/>
-        </w:rPr>
-        <w:t>Moudle7.py</w:t>
-      </w:r>
+      <w:hyperlink r:id="rId4" w:history="1">
+        <w:r>
+          <w:rPr>
+            <w:rStyle w:val="Hyperlink"/>
+            <w:b/>
+            <w:bCs/>
+          </w:rPr>
+          <w:t>Moudle7.py</w:t>
+        </w:r>
+      </w:hyperlink>
       <w:r>
         <w:rPr>
           <w:b/>
@@ -4498,7 +4501,7 @@
           <w:noProof/>
         </w:rPr>
         <w:drawing>
-          <wp:inline distT="0" distB="0" distL="0" distR="0" wp14:anchorId="5ABB0BD8" wp14:editId="500825B3">
+          <wp:inline distT="0" distB="0" distL="0" distR="0" wp14:anchorId="5ABB0BD8" wp14:editId="7F31DD6D">
             <wp:extent cx="6858000" cy="4084320"/>
             <wp:effectExtent l="0" t="0" r="0" b="0"/>
             <wp:docPr id="2143174650" name="Picture 2" descr="The image displays a terminal screen with a Python command prompt, where a user is entering input for course details in a course registration application.&#10;&#10;AI-generated content may be incorrect."/>
@@ -4515,7 +4518,7 @@
                     </pic:cNvPicPr>
                   </pic:nvPicPr>
                   <pic:blipFill>
-                    <a:blip r:embed="rId4" cstate="print">
+                    <a:blip r:embed="rId5" cstate="print">
                       <a:extLst>
                         <a:ext uri="{28A0092B-C50C-407E-A947-70E740481C1C}">
                           <a14:useLocalDpi xmlns:a14="http://schemas.microsoft.com/office/drawing/2010/main" val="0"/>
@@ -5474,6 +5477,29 @@
       <w:spacing w:val="5"/>
     </w:rPr>
   </w:style>
+  <w:style w:type="character" w:styleId="Hyperlink">
+    <w:name w:val="Hyperlink"/>
+    <w:basedOn w:val="DefaultParagraphFont"/>
+    <w:uiPriority w:val="99"/>
+    <w:unhideWhenUsed/>
+    <w:rsid w:val="00C01A72"/>
+    <w:rPr>
+      <w:color w:val="467886" w:themeColor="hyperlink"/>
+      <w:u w:val="single"/>
+    </w:rPr>
+  </w:style>
+  <w:style w:type="character" w:styleId="UnresolvedMention">
+    <w:name w:val="Unresolved Mention"/>
+    <w:basedOn w:val="DefaultParagraphFont"/>
+    <w:uiPriority w:val="99"/>
+    <w:semiHidden/>
+    <w:unhideWhenUsed/>
+    <w:rsid w:val="00C01A72"/>
+    <w:rPr>
+      <w:color w:val="605E5C"/>
+      <w:shd w:val="clear" w:color="auto" w:fill="E1DFDD"/>
+    </w:rPr>
+  </w:style>
 </w:styles>
 </file>
 
